--- a/Fase 2/Manuales/SIGMA_Manual_EP08_Motor_de_programación.docx
+++ b/Fase 2/Manuales/SIGMA_Manual_EP08_Motor_de_programación.docx
@@ -487,13 +487,14 @@
         </w:tblBorders>
       </w:tblPr>
       <w:tblGrid>
-        <w:gridCol w:w="4873"/>
-        <w:gridCol w:w="4873"/>
+        <w:gridCol w:w="3249"/>
+        <w:gridCol w:w="3249"/>
+        <w:gridCol w:w="3249"/>
       </w:tblGrid>
       <w:tr>
         <w:tc>
           <w:tcPr>
-            <w:tcW w:type="dxa" w:w="3402"/>
+            <w:tcW w:type="dxa" w:w="2551"/>
             <w:shd w:val="clear" w:color="auto" w:fill="E8E5F7"/>
           </w:tcPr>
           <w:p>
@@ -509,7 +510,7 @@
         </w:tc>
         <w:tc>
           <w:tcPr>
-            <w:tcW w:type="dxa" w:w="6236"/>
+            <w:tcW w:type="dxa" w:w="3969"/>
             <w:shd w:val="clear" w:color="auto" w:fill="E8E5F7"/>
           </w:tcPr>
           <w:p>
@@ -519,7 +520,23 @@
                 <w:b/>
                 <w:sz w:val="19"/>
               </w:rPr>
-              <w:t>Ruta</w:t>
+              <w:t>Ruta en el menú</w:t>
+            </w:r>
+          </w:p>
+        </w:tc>
+        <w:tc>
+          <w:tcPr>
+            <w:tcW w:type="dxa" w:w="3118"/>
+            <w:shd w:val="clear" w:color="auto" w:fill="E8E5F7"/>
+          </w:tcPr>
+          <w:p>
+            <w:r/>
+            <w:r>
+              <w:rPr>
+                <w:b/>
+                <w:sz w:val="19"/>
+              </w:rPr>
+              <w:t>Pestañas que tiene</w:t>
             </w:r>
           </w:p>
         </w:tc>
@@ -527,7 +544,7 @@
       <w:tr>
         <w:tc>
           <w:tcPr>
-            <w:tcW w:type="dxa" w:w="3402"/>
+            <w:tcW w:type="dxa" w:w="2551"/>
           </w:tcPr>
           <w:p>
             <w:r/>
@@ -541,7 +558,7 @@
         </w:tc>
         <w:tc>
           <w:tcPr>
-            <w:tcW w:type="dxa" w:w="6236"/>
+            <w:tcW w:type="dxa" w:w="3969"/>
           </w:tcPr>
           <w:p>
             <w:r/>
@@ -550,6 +567,20 @@
                 <w:sz w:val="19"/>
               </w:rPr>
               <w:t>Centro de Mantenimiento › Programaciones</w:t>
+            </w:r>
+          </w:p>
+        </w:tc>
+        <w:tc>
+          <w:tcPr>
+            <w:tcW w:type="dxa" w:w="3118"/>
+          </w:tcPr>
+          <w:p>
+            <w:r/>
+            <w:r>
+              <w:rPr>
+                <w:sz w:val="19"/>
+              </w:rPr>
+              <w:t>—</w:t>
             </w:r>
           </w:p>
         </w:tc>
@@ -589,13 +620,14 @@
         </w:tblBorders>
       </w:tblPr>
       <w:tblGrid>
-        <w:gridCol w:w="4873"/>
-        <w:gridCol w:w="4873"/>
+        <w:gridCol w:w="3249"/>
+        <w:gridCol w:w="3249"/>
+        <w:gridCol w:w="3249"/>
       </w:tblGrid>
       <w:tr>
         <w:tc>
           <w:tcPr>
-            <w:tcW w:type="dxa" w:w="3402"/>
+            <w:tcW w:type="dxa" w:w="2551"/>
             <w:shd w:val="clear" w:color="auto" w:fill="E8E5F7"/>
           </w:tcPr>
           <w:p>
@@ -611,7 +643,7 @@
         </w:tc>
         <w:tc>
           <w:tcPr>
-            <w:tcW w:type="dxa" w:w="6236"/>
+            <w:tcW w:type="dxa" w:w="3969"/>
             <w:shd w:val="clear" w:color="auto" w:fill="E8E5F7"/>
           </w:tcPr>
           <w:p>
@@ -625,11 +657,27 @@
             </w:r>
           </w:p>
         </w:tc>
+        <w:tc>
+          <w:tcPr>
+            <w:tcW w:type="dxa" w:w="3118"/>
+            <w:shd w:val="clear" w:color="auto" w:fill="E8E5F7"/>
+          </w:tcPr>
+          <w:p>
+            <w:r/>
+            <w:r>
+              <w:rPr>
+                <w:b/>
+                <w:sz w:val="18"/>
+              </w:rPr>
+              <w:t>Pestañas que tiene</w:t>
+            </w:r>
+          </w:p>
+        </w:tc>
       </w:tr>
       <w:tr>
         <w:tc>
           <w:tcPr>
-            <w:tcW w:type="dxa" w:w="3402"/>
+            <w:tcW w:type="dxa" w:w="2551"/>
           </w:tcPr>
           <w:p>
             <w:r/>
@@ -643,7 +691,7 @@
         </w:tc>
         <w:tc>
           <w:tcPr>
-            <w:tcW w:type="dxa" w:w="6236"/>
+            <w:tcW w:type="dxa" w:w="3969"/>
           </w:tcPr>
           <w:p>
             <w:r/>
@@ -652,6 +700,20 @@
                 <w:sz w:val="18"/>
               </w:rPr>
               <w:t>Centro de Mantenimiento › Planificación › Programación (detalle)</w:t>
+            </w:r>
+          </w:p>
+        </w:tc>
+        <w:tc>
+          <w:tcPr>
+            <w:tcW w:type="dxa" w:w="3118"/>
+          </w:tcPr>
+          <w:p>
+            <w:r/>
+            <w:r>
+              <w:rPr>
+                <w:sz w:val="18"/>
+              </w:rPr>
+              <w:t>—</w:t>
             </w:r>
           </w:p>
         </w:tc>

--- a/Fase 2/Manuales/SIGMA_Manual_EP08_Motor_de_programación.docx
+++ b/Fase 2/Manuales/SIGMA_Manual_EP08_Motor_de_programación.docx
@@ -152,7 +152,7 @@
               <w:rPr>
                 <w:sz w:val="20"/>
               </w:rPr>
-              <w:t>1 visibles en el menú y 1 que se abren desde otra pantalla</w:t>
+              <w:t>1 en el menú y 1 que se abren desde ellas</w:t>
             </w:r>
           </w:p>
         </w:tc>
@@ -216,7 +216,7 @@
               <w:rPr>
                 <w:sz w:val="20"/>
               </w:rPr>
-              <w:t>1.0 · 01-10-2026</w:t>
+              <w:t>1.1 · 02-10-2026</w:t>
             </w:r>
           </w:p>
         </w:tc>
@@ -469,7 +469,7 @@
           <w:i w:val="0"/>
           <w:sz w:val="22"/>
         </w:rPr>
-        <w:t>Desde el menú lateral:</w:t>
+        <w:t>Estas son las pantallas que usa el módulo, con la ruta exacta del menú lateral:</w:t>
       </w:r>
     </w:p>
     <w:tbl>
@@ -815,7 +815,26 @@
         <w:rPr>
           <w:sz w:val="21"/>
         </w:rPr>
-        <w:t>Abra el formulario y complete los datos.</w:t>
+        <w:t>Desde el listado, pulse «Nuevo» para crear, o elija la fila que quiere modificar. Se abre Programación (detalle).</w:t>
+      </w:r>
+    </w:p>
+    <w:p>
+      <w:pPr>
+        <w:spacing w:after="40"/>
+      </w:pPr>
+      <w:r>
+        <w:rPr>
+          <w:b/>
+          <w:color w:val="4F46E5"/>
+          <w:sz w:val="21"/>
+        </w:rPr>
+        <w:t xml:space="preserve">Paso 3. </w:t>
+      </w:r>
+      <w:r>
+        <w:rPr>
+          <w:sz w:val="21"/>
+        </w:rPr>
+        <w:t>Complete los datos.</w:t>
       </w:r>
     </w:p>
     <w:p>
@@ -828,7 +847,7 @@
           <w:color w:val="555555"/>
           <w:sz w:val="19"/>
         </w:rPr>
-        <w:t>Hay 5 campos; 3 son obligatorios.</w:t>
+        <w:t>Son 5 campos; 3 obligatorios.</w:t>
       </w:r>
     </w:p>
     <w:tbl>
@@ -1223,7 +1242,7 @@
           <w:color w:val="4F46E5"/>
           <w:sz w:val="21"/>
         </w:rPr>
-        <w:t xml:space="preserve">Paso 3. </w:t>
+        <w:t xml:space="preserve">Paso 4. </w:t>
       </w:r>
       <w:r>
         <w:rPr>
@@ -1242,7 +1261,7 @@
           <w:color w:val="4F46E5"/>
           <w:sz w:val="21"/>
         </w:rPr>
-        <w:t xml:space="preserve">Paso 4. </w:t>
+        <w:t xml:space="preserve">Paso 5. </w:t>
       </w:r>
       <w:r>
         <w:rPr>
@@ -1495,72 +1514,28 @@
     </w:p>
     <w:p>
       <w:pPr>
-        <w:spacing w:after="40"/>
+        <w:spacing w:after="120"/>
       </w:pPr>
       <w:r>
         <w:rPr>
-          <w:b/>
-          <w:color w:val="4F46E5"/>
+          <w:b w:val="0"/>
+          <w:i w:val="0"/>
           <w:sz w:val="21"/>
         </w:rPr>
-        <w:t xml:space="preserve">Paso 1. </w:t>
-      </w:r>
-      <w:r>
-        <w:rPr>
-          <w:sz w:val="21"/>
-        </w:rPr>
-        <w:t>Entre a Programaciones.</w:t>
+        <w:t>No tiene pantalla: lo hace el servidor solo, a partir de las programaciones ya definidas.</w:t>
       </w:r>
     </w:p>
     <w:p>
       <w:pPr>
-        <w:spacing w:after="120"/>
-        <w:ind w:left="680"/>
+        <w:spacing w:after="80"/>
       </w:pPr>
       <w:r>
         <w:rPr>
-          <w:color w:val="555555"/>
-          <w:sz w:val="19"/>
+          <w:b w:val="0"/>
+          <w:i w:val="0"/>
+          <w:sz w:val="20"/>
         </w:rPr>
-        <w:t>Menú: Centro de Mantenimiento › Programaciones</w:t>
-      </w:r>
-    </w:p>
-    <w:p>
-      <w:pPr>
-        <w:spacing w:after="40"/>
-      </w:pPr>
-      <w:r>
-        <w:rPr>
-          <w:b/>
-          <w:color w:val="4F46E5"/>
-          <w:sz w:val="21"/>
-        </w:rPr>
-        <w:t xml:space="preserve">Paso 2. </w:t>
-      </w:r>
-      <w:r>
-        <w:rPr>
-          <w:sz w:val="21"/>
-        </w:rPr>
-        <w:t>Ejecute la acción desde la pantalla.</w:t>
-      </w:r>
-    </w:p>
-    <w:p>
-      <w:pPr>
-        <w:spacing w:after="40"/>
-      </w:pPr>
-      <w:r>
-        <w:rPr>
-          <w:b/>
-          <w:color w:val="4F46E5"/>
-          <w:sz w:val="21"/>
-        </w:rPr>
-        <w:t xml:space="preserve">Paso 3. </w:t>
-      </w:r>
-      <w:r>
-        <w:rPr>
-          <w:sz w:val="21"/>
-        </w:rPr>
-        <w:t>Compruebe que quedó bien. Tiene que cumplirse todo esto:</w:t>
+        <w:t>Aun así tiene que cumplirse esto:</w:t>
       </w:r>
     </w:p>
     <w:tbl>
@@ -1897,7 +1872,26 @@
         <w:rPr>
           <w:sz w:val="21"/>
         </w:rPr>
-        <w:t>Abra el formulario y complete los datos.</w:t>
+        <w:t>Desde el listado, pulse «Nuevo» para crear, o elija la fila que quiere modificar. Se abre Programación (detalle).</w:t>
+      </w:r>
+    </w:p>
+    <w:p>
+      <w:pPr>
+        <w:spacing w:after="40"/>
+      </w:pPr>
+      <w:r>
+        <w:rPr>
+          <w:b/>
+          <w:color w:val="4F46E5"/>
+          <w:sz w:val="21"/>
+        </w:rPr>
+        <w:t xml:space="preserve">Paso 3. </w:t>
+      </w:r>
+      <w:r>
+        <w:rPr>
+          <w:sz w:val="21"/>
+        </w:rPr>
+        <w:t>Complete los datos.</w:t>
       </w:r>
     </w:p>
     <w:p>
@@ -1910,7 +1904,7 @@
           <w:color w:val="555555"/>
           <w:sz w:val="19"/>
         </w:rPr>
-        <w:t>Hay 10 campos; 5 son obligatorios.</w:t>
+        <w:t>Son 10 campos; 5 obligatorios.</w:t>
       </w:r>
     </w:p>
     <w:tbl>
@@ -2595,7 +2589,7 @@
           <w:color w:val="4F46E5"/>
           <w:sz w:val="21"/>
         </w:rPr>
-        <w:t xml:space="preserve">Paso 3. </w:t>
+        <w:t xml:space="preserve">Paso 4. </w:t>
       </w:r>
       <w:r>
         <w:rPr>
@@ -2614,7 +2608,7 @@
           <w:color w:val="4F46E5"/>
           <w:sz w:val="21"/>
         </w:rPr>
-        <w:t xml:space="preserve">Paso 4. </w:t>
+        <w:t xml:space="preserve">Paso 5. </w:t>
       </w:r>
       <w:r>
         <w:rPr>
@@ -2913,7 +2907,26 @@
         <w:rPr>
           <w:sz w:val="21"/>
         </w:rPr>
-        <w:t>Abra el formulario y complete los datos.</w:t>
+        <w:t>Desde el listado, pulse «Nuevo» para crear, o elija la fila que quiere modificar. Se abre Programación (detalle).</w:t>
+      </w:r>
+    </w:p>
+    <w:p>
+      <w:pPr>
+        <w:spacing w:after="40"/>
+      </w:pPr>
+      <w:r>
+        <w:rPr>
+          <w:b/>
+          <w:color w:val="4F46E5"/>
+          <w:sz w:val="21"/>
+        </w:rPr>
+        <w:t xml:space="preserve">Paso 3. </w:t>
+      </w:r>
+      <w:r>
+        <w:rPr>
+          <w:sz w:val="21"/>
+        </w:rPr>
+        <w:t>Complete los datos.</w:t>
       </w:r>
     </w:p>
     <w:p>
@@ -2926,7 +2939,7 @@
           <w:color w:val="555555"/>
           <w:sz w:val="19"/>
         </w:rPr>
-        <w:t>Hay 5 campos; 3 son obligatorios.</w:t>
+        <w:t>Son 5 campos; 3 obligatorios.</w:t>
       </w:r>
     </w:p>
     <w:tbl>
@@ -3321,7 +3334,7 @@
           <w:color w:val="4F46E5"/>
           <w:sz w:val="21"/>
         </w:rPr>
-        <w:t xml:space="preserve">Paso 3. </w:t>
+        <w:t xml:space="preserve">Paso 4. </w:t>
       </w:r>
       <w:r>
         <w:rPr>
@@ -3340,7 +3353,7 @@
           <w:color w:val="4F46E5"/>
           <w:sz w:val="21"/>
         </w:rPr>
-        <w:t xml:space="preserve">Paso 4. </w:t>
+        <w:t xml:space="preserve">Paso 5. </w:t>
       </w:r>
       <w:r>
         <w:rPr>
@@ -3639,7 +3652,26 @@
         <w:rPr>
           <w:sz w:val="21"/>
         </w:rPr>
-        <w:t>Abra el formulario y complete los datos.</w:t>
+        <w:t>Desde el listado, pulse «Nuevo» para crear, o elija la fila que quiere modificar. Se abre Programación (detalle).</w:t>
+      </w:r>
+    </w:p>
+    <w:p>
+      <w:pPr>
+        <w:spacing w:after="40"/>
+      </w:pPr>
+      <w:r>
+        <w:rPr>
+          <w:b/>
+          <w:color w:val="4F46E5"/>
+          <w:sz w:val="21"/>
+        </w:rPr>
+        <w:t xml:space="preserve">Paso 3. </w:t>
+      </w:r>
+      <w:r>
+        <w:rPr>
+          <w:sz w:val="21"/>
+        </w:rPr>
+        <w:t>Complete los datos.</w:t>
       </w:r>
     </w:p>
     <w:p>
@@ -3652,7 +3684,7 @@
           <w:color w:val="555555"/>
           <w:sz w:val="19"/>
         </w:rPr>
-        <w:t>Hay 3 campos; 2 son obligatorios.</w:t>
+        <w:t>Son 3 campos; 2 obligatorios.</w:t>
       </w:r>
     </w:p>
     <w:tbl>
@@ -3931,7 +3963,7 @@
           <w:color w:val="4F46E5"/>
           <w:sz w:val="21"/>
         </w:rPr>
-        <w:t xml:space="preserve">Paso 3. </w:t>
+        <w:t xml:space="preserve">Paso 4. </w:t>
       </w:r>
       <w:r>
         <w:rPr>
@@ -3950,7 +3982,7 @@
           <w:color w:val="4F46E5"/>
           <w:sz w:val="21"/>
         </w:rPr>
-        <w:t xml:space="preserve">Paso 4. </w:t>
+        <w:t xml:space="preserve">Paso 5. </w:t>
       </w:r>
       <w:r>
         <w:rPr>
@@ -4205,7 +4237,26 @@
         <w:rPr>
           <w:sz w:val="21"/>
         </w:rPr>
-        <w:t>Abra el formulario y complete los datos.</w:t>
+        <w:t>Desde el listado, pulse «Nuevo» para crear, o elija la fila que quiere modificar. Se abre Programación (detalle).</w:t>
+      </w:r>
+    </w:p>
+    <w:p>
+      <w:pPr>
+        <w:spacing w:after="40"/>
+      </w:pPr>
+      <w:r>
+        <w:rPr>
+          <w:b/>
+          <w:color w:val="4F46E5"/>
+          <w:sz w:val="21"/>
+        </w:rPr>
+        <w:t xml:space="preserve">Paso 3. </w:t>
+      </w:r>
+      <w:r>
+        <w:rPr>
+          <w:sz w:val="21"/>
+        </w:rPr>
+        <w:t>Complete los datos.</w:t>
       </w:r>
     </w:p>
     <w:p>
@@ -4218,7 +4269,7 @@
           <w:color w:val="555555"/>
           <w:sz w:val="19"/>
         </w:rPr>
-        <w:t>Hay 4 campos; 4 son obligatorios.</w:t>
+        <w:t>Son 4 campos; 4 obligatorios.</w:t>
       </w:r>
     </w:p>
     <w:tbl>
@@ -4555,7 +4606,7 @@
           <w:color w:val="4F46E5"/>
           <w:sz w:val="21"/>
         </w:rPr>
-        <w:t xml:space="preserve">Paso 3. </w:t>
+        <w:t xml:space="preserve">Paso 4. </w:t>
       </w:r>
       <w:r>
         <w:rPr>
@@ -4574,7 +4625,7 @@
           <w:color w:val="4F46E5"/>
           <w:sz w:val="21"/>
         </w:rPr>
-        <w:t xml:space="preserve">Paso 4. </w:t>
+        <w:t xml:space="preserve">Paso 5. </w:t>
       </w:r>
       <w:r>
         <w:rPr>
@@ -4829,7 +4880,26 @@
         <w:rPr>
           <w:sz w:val="21"/>
         </w:rPr>
-        <w:t>Abra el formulario y complete los datos.</w:t>
+        <w:t>Desde el listado, pulse «Nuevo» para crear, o elija la fila que quiere modificar. Se abre Programación (detalle).</w:t>
+      </w:r>
+    </w:p>
+    <w:p>
+      <w:pPr>
+        <w:spacing w:after="40"/>
+      </w:pPr>
+      <w:r>
+        <w:rPr>
+          <w:b/>
+          <w:color w:val="4F46E5"/>
+          <w:sz w:val="21"/>
+        </w:rPr>
+        <w:t xml:space="preserve">Paso 3. </w:t>
+      </w:r>
+      <w:r>
+        <w:rPr>
+          <w:sz w:val="21"/>
+        </w:rPr>
+        <w:t>Complete los datos.</w:t>
       </w:r>
     </w:p>
     <w:p>
@@ -4842,7 +4912,7 @@
           <w:color w:val="555555"/>
           <w:sz w:val="19"/>
         </w:rPr>
-        <w:t>Hay 7 campos; 5 son obligatorios.</w:t>
+        <w:t>Son 7 campos; 5 obligatorios.</w:t>
       </w:r>
     </w:p>
     <w:tbl>
@@ -5353,7 +5423,7 @@
           <w:color w:val="4F46E5"/>
           <w:sz w:val="21"/>
         </w:rPr>
-        <w:t xml:space="preserve">Paso 3. </w:t>
+        <w:t xml:space="preserve">Paso 4. </w:t>
       </w:r>
       <w:r>
         <w:rPr>
@@ -5372,7 +5442,7 @@
           <w:color w:val="4F46E5"/>
           <w:sz w:val="21"/>
         </w:rPr>
-        <w:t xml:space="preserve">Paso 4. </w:t>
+        <w:t xml:space="preserve">Paso 5. </w:t>
       </w:r>
       <w:r>
         <w:rPr>
@@ -6010,7 +6080,7 @@
           <w:color w:val="555555"/>
           <w:sz w:val="18"/>
         </w:rPr>
-        <w:t>Generado desde el Product Backlog (historias, campos de entrada y criterios de aceptación) y desde la tabla Menus de la base. Para actualizarlo: python _scratch/gen_manual_modulo.py</w:t>
+        <w:t>Generado desde el Product Backlog (historias, campos de entrada y criterios de aceptación), desde la tabla Menus de la base y desde las pestañas leídas de los .aspx. Para actualizarlo: python _scratch/gen_manual_modulo.py</w:t>
       </w:r>
     </w:p>
     <w:sectPr>
